--- a/Eva Guadalupe Yach Raxtún - Informe de Práctica Supervisada.docx
+++ b/Eva Guadalupe Yach Raxtún - Informe de Práctica Supervisada.docx
@@ -110,133 +110,60 @@
               <w:pStyle w:val="style0"/>
               <w:rPr>
                 <w:szCs w:val="22"/>
-              </w:rPr>
-            </w:pPr>
-            <w:r>
-              <w:rPr>
-                <w:color w:val="ee0000"/>
-                <w:szCs w:val="22"/>
-              </w:rPr>
-              <w:t xml:space="preserve">(Por ejemplo: El trabajo </w:t>
-            </w:r>
-            <w:r>
-              <w:rPr>
-                <w:color w:val="ee0000"/>
-                <w:szCs w:val="22"/>
-              </w:rPr>
-              <w:t>en el</w:t>
-            </w:r>
-            <w:r>
-              <w:rPr>
-                <w:color w:val="ee0000"/>
-                <w:szCs w:val="22"/>
-              </w:rPr>
-              <w:t xml:space="preserve"> departamento de informática </w:t>
-            </w:r>
-            <w:r>
-              <w:rPr>
-                <w:color w:val="ee0000"/>
-                <w:szCs w:val="22"/>
-              </w:rPr>
-              <w:t>…</w:t>
-            </w:r>
-            <w:r>
-              <w:rPr>
-                <w:color w:val="ee0000"/>
-                <w:szCs w:val="22"/>
-              </w:rPr>
-              <w:t xml:space="preserve"> que los otros departamentos de toda</w:t>
-            </w:r>
-            <w:r>
-              <w:rPr>
-                <w:color w:val="ee0000"/>
-                <w:szCs w:val="22"/>
-              </w:rPr>
-              <w:t xml:space="preserve"> ….</w:t>
-            </w:r>
-            <w:r>
-              <w:rPr>
-                <w:color w:val="ee0000"/>
-                <w:szCs w:val="22"/>
-              </w:rPr>
-              <w:t xml:space="preserve"> puedan </w:t>
-            </w:r>
-            <w:r>
-              <w:rPr>
-                <w:color w:val="ee0000"/>
-                <w:szCs w:val="22"/>
-              </w:rPr>
-              <w:t>…</w:t>
-            </w:r>
-            <w:r>
-              <w:rPr>
-                <w:color w:val="ee0000"/>
-                <w:szCs w:val="22"/>
-              </w:rPr>
-              <w:t xml:space="preserve"> sus propias </w:t>
-            </w:r>
-            <w:r>
-              <w:rPr>
-                <w:color w:val="ee0000"/>
-                <w:szCs w:val="22"/>
-              </w:rPr>
-              <w:t>….</w:t>
-            </w:r>
-            <w:r>
-              <w:rPr>
-                <w:color w:val="ee0000"/>
-                <w:szCs w:val="22"/>
-              </w:rPr>
-              <w:t xml:space="preserve"> sin</w:t>
-            </w:r>
-            <w:r>
-              <w:rPr>
-                <w:color w:val="ee0000"/>
-                <w:szCs w:val="22"/>
-              </w:rPr>
-              <w:t xml:space="preserve"> …</w:t>
-            </w:r>
-            <w:r>
-              <w:rPr>
-                <w:color w:val="ee0000"/>
-                <w:szCs w:val="22"/>
-              </w:rPr>
-              <w:t xml:space="preserve">, ayudando todos así a la </w:t>
-            </w:r>
-            <w:r>
-              <w:rPr>
-                <w:color w:val="ee0000"/>
-                <w:szCs w:val="22"/>
-              </w:rPr>
-              <w:t>…</w:t>
-            </w:r>
-            <w:r>
-              <w:rPr>
-                <w:color w:val="ee0000"/>
-                <w:szCs w:val="22"/>
-              </w:rPr>
-              <w:t xml:space="preserve"> de los objetivos de </w:t>
-            </w:r>
-            <w:r>
-              <w:rPr>
-                <w:color w:val="ee0000"/>
-                <w:szCs w:val="22"/>
-              </w:rPr>
-              <w:t>…</w:t>
-            </w:r>
-            <w:r>
-              <w:rPr>
-                <w:color w:val="ee0000"/>
-                <w:szCs w:val="22"/>
-              </w:rPr>
-              <w:t xml:space="preserve">) bla, bla, bla) </w:t>
-            </w:r>
-            <w:r>
-              <w:rPr>
-                <w:szCs w:val="22"/>
-              </w:rPr>
-              <w:t>(borrar texto de ejemplo al trabajar)</w:t>
-            </w:r>
+                <w:lang w:val="en-US"/>
+              </w:rPr>
+            </w:pPr>
+          </w:p>
+          <w:p>
+            <w:pPr>
+              <w:pStyle w:val="style0"/>
+              <w:rPr>
+                <w:szCs w:val="22"/>
+                <w:lang w:val="en-US"/>
+              </w:rPr>
+            </w:pPr>
+          </w:p>
+          <w:p>
+            <w:pPr>
+              <w:pStyle w:val="style0"/>
+              <w:rPr>
+                <w:szCs w:val="22"/>
+                <w:lang w:val="en-US"/>
+              </w:rPr>
+            </w:pPr>
+          </w:p>
+          <w:p>
+            <w:pPr>
+              <w:pStyle w:val="style0"/>
+              <w:rPr>
+                <w:szCs w:val="22"/>
+                <w:lang w:val="en-US"/>
+              </w:rPr>
+            </w:pPr>
+            <w:r>
+              <w:rPr>
+                <w:szCs w:val="22"/>
+                <w:lang w:val="en-US"/>
+              </w:rPr>
+              <w:t>El presente documento tiene como finalidad dar a conocer las actividades y experiencias adquiridas durante el desarrollo de mi Práctica Supervisada en el Instituto Guatemalteco de Seguridad Social (IGSS), específicamente en el área de informática. Se describen las tareas realizadas, entre ellas el mantenimiento de equipos de cómputo, la revisión de impresoras, la instalación y configuración de programas y la solución de problemas técnicos. Asimismo, se presentan las dificultades encontradas, las soluciones aplicadas y los aprendizajes obtenidos durante este proceso. Esta práctica me permitió poner en práctica los conocimientos adquiridos durante mi formación académica, fortalecer mis habilidades técnicas y comprender la importancia de la responsabilidad, la organización y el trabajo en equipo en el ámbito laboral.</w:t>
+            </w:r>
+          </w:p>
+          <w:p>
+            <w:pPr>
+              <w:pStyle w:val="style0"/>
+              <w:rPr>
+                <w:szCs w:val="22"/>
+                <w:lang w:val="en-US"/>
+              </w:rPr>
+            </w:pPr>
+          </w:p>
+          <w:p>
+            <w:pPr>
+              <w:pStyle w:val="style0"/>
+              <w:rPr>
+                <w:szCs w:val="22"/>
+              </w:rPr>
+            </w:pPr>
           </w:p>
         </w:tc>
       </w:tr>
@@ -911,13 +838,13 @@
             <w:pPr>
               <w:pStyle w:val="style0"/>
               <w:rPr>
-                <w:color w:val="ee0000"/>
-                <w:szCs w:val="22"/>
-              </w:rPr>
-            </w:pPr>
-            <w:r>
-              <w:rPr>
-                <w:color w:val="ee0000"/>
+                <w:color w:val="36363d"/>
+                <w:szCs w:val="22"/>
+              </w:rPr>
+            </w:pPr>
+            <w:r>
+              <w:rPr>
+                <w:color w:val="36363d"/>
                 <w:szCs w:val="22"/>
                 <w:lang w:val="en-US"/>
               </w:rPr>
@@ -980,7 +907,7 @@
             </w:r>
             <w:r>
               <w:rPr>
-                <w:color w:val="ee0000"/>
+                <w:color w:val="36363d"/>
                 <w:szCs w:val="22"/>
                 <w:lang w:val="en-US"/>
               </w:rPr>
@@ -1044,7 +971,14 @@
                 <w:color w:val="ee0000"/>
                 <w:szCs w:val="22"/>
               </w:rPr>
-              <w:t xml:space="preserve"> semanalmente</w:t>
+              <w:t xml:space="preserve"> </w:t>
+            </w:r>
+            <w:r>
+              <w:rPr>
+                <w:color w:val="36363d"/>
+                <w:szCs w:val="22"/>
+              </w:rPr>
+              <w:t>semanalmente</w:t>
             </w:r>
           </w:p>
         </w:tc>
@@ -1095,13 +1029,13 @@
             <w:pPr>
               <w:pStyle w:val="style0"/>
               <w:rPr>
-                <w:color w:val="ee0000"/>
-                <w:szCs w:val="22"/>
-              </w:rPr>
-            </w:pPr>
-            <w:r>
-              <w:rPr>
-                <w:color w:val="ee0000"/>
+                <w:color w:val="36363d"/>
+                <w:szCs w:val="22"/>
+              </w:rPr>
+            </w:pPr>
+            <w:r>
+              <w:rPr>
+                <w:color w:val="36363d"/>
                 <w:szCs w:val="22"/>
               </w:rPr>
               <w:t>compañeros de otros departamentos</w:t>
@@ -1151,13 +1085,13 @@
             <w:pPr>
               <w:pStyle w:val="style0"/>
               <w:rPr>
-                <w:color w:val="ee0000"/>
-                <w:szCs w:val="22"/>
-              </w:rPr>
-            </w:pPr>
-            <w:r>
-              <w:rPr>
-                <w:color w:val="ee0000"/>
+                <w:color w:val="36363d"/>
+                <w:szCs w:val="22"/>
+              </w:rPr>
+            </w:pPr>
+            <w:r>
+              <w:rPr>
+                <w:color w:val="36363d"/>
                 <w:szCs w:val="22"/>
                 <w:lang w:val="en-US"/>
               </w:rPr>
@@ -2755,9 +2689,9 @@
         <w:tblLook w:val="04A0" w:firstRow="1" w:lastRow="0" w:firstColumn="1" w:lastColumn="0" w:noHBand="0" w:noVBand="1"/>
       </w:tblPr>
       <w:tblGrid>
+        <w:gridCol w:w="3350"/>
+        <w:gridCol w:w="3363"/>
         <w:gridCol w:w="3354"/>
-        <w:gridCol w:w="3354"/>
-        <w:gridCol w:w="3358"/>
       </w:tblGrid>
       <w:tr>
         <w:trPr>
@@ -3050,6 +2984,9 @@
               <w:pStyle w:val="style0"/>
               <w:rPr/>
             </w:pPr>
+            <w:r>
+              <w:t>Una computadora presentó lentitud al iniciar y ejecutar los programas de trabajo.</w:t>
+            </w:r>
           </w:p>
         </w:tc>
         <w:tc>
@@ -3067,6 +3004,9 @@
               <w:pStyle w:val="style0"/>
               <w:rPr/>
             </w:pPr>
+            <w:r>
+              <w:t>Se revisaron los programas de inicio, el espacio disponible en el disco y el estado general del equipo. Con autorización del encargado, se realizaron tareas básicas de mantenimiento y optimización.</w:t>
+            </w:r>
           </w:p>
         </w:tc>
         <w:tc>
@@ -3083,6 +3023,15 @@
               <w:pStyle w:val="style0"/>
               <w:rPr/>
             </w:pPr>
+            <w:r>
+              <w:t>Aprendí a reconocer posibles causas de bajo rendimiento y a realizar revisiones preventivas para mejorar el funcionamiento de los equipos</w:t>
+            </w:r>
+            <w:r>
+              <w:rPr>
+                <w:lang w:val="en-US"/>
+              </w:rPr>
+              <w:t>..</w:t>
+            </w:r>
           </w:p>
         </w:tc>
       </w:tr>
@@ -3105,6 +3054,12 @@
               <w:pStyle w:val="style0"/>
               <w:rPr/>
             </w:pPr>
+            <w:r>
+              <w:rPr>
+                <w:lang w:val="en-US"/>
+              </w:rPr>
+              <w:t>Una computadora no reconocía correctamente algunos dispositivos periféricos.</w:t>
+            </w:r>
           </w:p>
         </w:tc>
         <w:tc>
@@ -3122,6 +3077,12 @@
               <w:pStyle w:val="style0"/>
               <w:rPr/>
             </w:pPr>
+            <w:r>
+              <w:rPr>
+                <w:lang w:val="en-US"/>
+              </w:rPr>
+              <w:t>Se revisaron los cables, los puertos de conexión y los controladores correspondientes. Después de las comprobaciones, se realizaron pruebas para verificar el funcionamiento de los dispositivos.</w:t>
+            </w:r>
           </w:p>
         </w:tc>
         <w:tc>
@@ -3138,6 +3099,12 @@
               <w:pStyle w:val="style0"/>
               <w:rPr/>
             </w:pPr>
+            <w:r>
+              <w:rPr>
+                <w:lang w:val="en-US"/>
+              </w:rPr>
+              <w:t>Aprendí a diagnosticar fallas básicas de hardware y a comprobar el funcionamiento de los periféricos antes de determinar si necesitan reparación o reemplazo.</w:t>
+            </w:r>
           </w:p>
         </w:tc>
       </w:tr>
@@ -3160,6 +3127,12 @@
               <w:pStyle w:val="style0"/>
               <w:rPr/>
             </w:pPr>
+            <w:r>
+              <w:rPr>
+                <w:lang w:val="en-US"/>
+              </w:rPr>
+              <w:t>Fallas al imprimir documentos</w:t>
+            </w:r>
           </w:p>
         </w:tc>
         <w:tc>
@@ -3177,6 +3150,12 @@
               <w:pStyle w:val="style0"/>
               <w:rPr/>
             </w:pPr>
+            <w:r>
+              <w:rPr>
+                <w:lang w:val="en-US"/>
+              </w:rPr>
+              <w:t>Lo primero que hizo fue revisar las conexiones,luego la cola de impresión y para terminar reviso la configuración de la impresora.</w:t>
+            </w:r>
           </w:p>
         </w:tc>
         <w:tc>
@@ -3193,6 +3172,12 @@
               <w:pStyle w:val="style0"/>
               <w:rPr/>
             </w:pPr>
+            <w:r>
+              <w:rPr>
+                <w:lang w:val="en-US"/>
+              </w:rPr>
+              <w:t>Aprendí a identificar y solucionar problemas comunes de impresión.</w:t>
+            </w:r>
           </w:p>
         </w:tc>
       </w:tr>
@@ -3209,44 +3194,24 @@
         <w:pStyle w:val="style0"/>
         <w:spacing w:after="0"/>
         <w:jc w:val="both"/>
-        <w:rPr>
-          <w:b/>
-          <w:color w:val="b4e6da"/>
-          <w:sz w:val="36"/>
-          <w14:glow w14:rad="114300">
-            <w14:srgbClr w14:val="92d050">
-              <w14:alpha w14:val="18000"/>
-            </w14:srgbClr>
-          </w14:glow>
-          <w14:textOutline w14:w="9525" w14:cmpd="sng" w14:cap="rnd">
-            <w14:solidFill>
-              <w14:srgbClr w14:val="4d2307"/>
-            </w14:solidFill>
-            <w14:prstDash w14:val="solid"/>
-            <w14:bevel/>
-          </w14:textOutline>
-        </w:rPr>
+        <w:rPr/>
       </w:pPr>
       <w:r>
         <w:rPr>
           <w:rStyle w:val="style4116"/>
         </w:rPr>
-        <w:t>Informe de Práctica Directa.</w:t>
+        <w:t>Informe de Práctica Directa</w:t>
       </w:r>
     </w:p>
     <w:p>
       <w:pPr>
         <w:pStyle w:val="style0"/>
         <w:spacing w:after="0"/>
-        <w:jc w:val="both"/>
-        <w:rPr/>
-      </w:pPr>
-      <w:r>
+        <w:jc w:val="center"/>
         <w:rPr>
-          <w:color w:val="ff0000"/>
+          <w:rStyle w:val="style4116"/>
         </w:rPr>
-        <w:t>(A continuación, describe 5 actividades desarrolladas, empleando las 3 categorías que se solicitan.) (Ojo: borra estas instrucciones al terminar)</w:t>
-      </w:r>
+      </w:pPr>
     </w:p>
     <w:p>
       <w:pPr>
@@ -3279,9 +3244,9 @@
         <w:tblLook w:val="04A0" w:firstRow="1" w:lastRow="0" w:firstColumn="1" w:lastColumn="0" w:noHBand="0" w:noVBand="1"/>
       </w:tblPr>
       <w:tblGrid>
-        <w:gridCol w:w="3352"/>
-        <w:gridCol w:w="3367"/>
-        <w:gridCol w:w="3346"/>
+        <w:gridCol w:w="3354"/>
+        <w:gridCol w:w="3357"/>
+        <w:gridCol w:w="3355"/>
       </w:tblGrid>
       <w:tr>
         <w:trPr>
@@ -3410,20 +3375,15 @@
             <w:pPr>
               <w:pStyle w:val="style0"/>
               <w:rPr>
-                <w:color w:val="ee0000"/>
-              </w:rPr>
-            </w:pPr>
-            <w:r>
-              <w:rPr>
-                <w:color w:val="ee0000"/>
-              </w:rPr>
-              <w:t xml:space="preserve">(por ejemplo: </w:t>
-            </w:r>
-            <w:r>
-              <w:rPr>
-                <w:color w:val="ee0000"/>
-              </w:rPr>
-              <w:t>las herramientas en el lugar se mantenían en desorden completo) (borrar el ejemplo al trabajar)</w:t>
+                <w:color w:val="000000"/>
+              </w:rPr>
+            </w:pPr>
+            <w:r>
+              <w:rPr>
+                <w:color w:val="000000"/>
+                <w:lang w:val="en-US"/>
+              </w:rPr>
+              <w:t>Algunos equipos presentaban archivos innecesarios que ocupaban espacio de almacenamiento</w:t>
             </w:r>
           </w:p>
         </w:tc>
@@ -3441,26 +3401,15 @@
             <w:pPr>
               <w:pStyle w:val="style0"/>
               <w:rPr>
-                <w:color w:val="ee0000"/>
-              </w:rPr>
-            </w:pPr>
-            <w:r>
-              <w:rPr>
-                <w:color w:val="ee0000"/>
-              </w:rPr>
-              <w:t xml:space="preserve">(entonces se procedió a instalar en el lugar, una serie de rótulos grandes en papel </w:t>
-            </w:r>
-            <w:r>
-              <w:rPr>
-                <w:color w:val="ee0000"/>
-              </w:rPr>
-              <w:t>sticker</w:t>
-            </w:r>
-            <w:r>
-              <w:rPr>
-                <w:color w:val="ee0000"/>
-              </w:rPr>
-              <w:t>, especificando el lugar para cada herramienta, insumo o equipo) (borrar el ejemplo al trabajar)</w:t>
+                <w:color w:val="000000"/>
+              </w:rPr>
+            </w:pPr>
+            <w:r>
+              <w:rPr>
+                <w:color w:val="000000"/>
+                <w:lang w:val="en-US"/>
+              </w:rPr>
+              <w:t>Revisé el espacio disponible y, siguiendo las indicaciones del encargado, utilicé las herramientas de limpieza del sistema para eliminar archivos temporales que podían borrarse de forma segura.</w:t>
             </w:r>
           </w:p>
         </w:tc>
@@ -3477,28 +3426,15 @@
             <w:pPr>
               <w:pStyle w:val="style0"/>
               <w:rPr>
-                <w:color w:val="ee0000"/>
-              </w:rPr>
-            </w:pPr>
-            <w:r>
-              <w:rPr>
-                <w:color w:val="ee0000"/>
-              </w:rPr>
-              <w:t>(ahora se mantiene todo con mayor orden, se pierde menos tiempo hallando lo necesario para trabajar)</w:t>
-            </w:r>
-          </w:p>
-          <w:p>
-            <w:pPr>
-              <w:pStyle w:val="style0"/>
-              <w:rPr>
-                <w:color w:val="ee0000"/>
-              </w:rPr>
-            </w:pPr>
-            <w:r>
-              <w:rPr>
-                <w:color w:val="ee0000"/>
-              </w:rPr>
-              <w:t>(insistimos en que se respete ese orden para ser más eficientes en el trabajo) (borrar el ejemplo al trabajar)</w:t>
+                <w:color w:val="36363d"/>
+              </w:rPr>
+            </w:pPr>
+            <w:r>
+              <w:rPr>
+                <w:color w:val="36363d"/>
+                <w:lang w:val="en-US"/>
+              </w:rPr>
+              <w:t>Se liberó espacio de almacenamiento y se contribuyó al mantenimiento preventivo de los equipos.</w:t>
             </w:r>
           </w:p>
         </w:tc>
@@ -3522,6 +3458,12 @@
               <w:pStyle w:val="style0"/>
               <w:rPr/>
             </w:pPr>
+            <w:r>
+              <w:rPr>
+                <w:lang w:val="en-US"/>
+              </w:rPr>
+              <w:t>Era necesario facilitar el reconocimiento de las computadoras y sus accesorios.</w:t>
+            </w:r>
           </w:p>
         </w:tc>
         <w:tc>
@@ -3539,6 +3481,12 @@
               <w:pStyle w:val="style0"/>
               <w:rPr/>
             </w:pPr>
+            <w:r>
+              <w:rPr>
+                <w:lang w:val="en-US"/>
+              </w:rPr>
+              <w:t>Colaboré en la identificación y organización de los equipos mediante etiquetas, siguiendo el método de registro utilizado en el área de informática.</w:t>
+            </w:r>
           </w:p>
         </w:tc>
         <w:tc>
@@ -3555,6 +3503,12 @@
               <w:pStyle w:val="style0"/>
               <w:rPr/>
             </w:pPr>
+            <w:r>
+              <w:rPr>
+                <w:lang w:val="en-US"/>
+              </w:rPr>
+              <w:t>Se facilitó la identificación de los equipos y se mejoró el orden para realizar futuras revisiones y mantenimientos</w:t>
+            </w:r>
           </w:p>
         </w:tc>
       </w:tr>
@@ -3577,6 +3531,12 @@
               <w:pStyle w:val="style0"/>
               <w:rPr/>
             </w:pPr>
+            <w:r>
+              <w:rPr>
+                <w:lang w:val="en-US"/>
+              </w:rPr>
+              <w:t>Algunos archivos de trabajo estaban guardados en carpetas poco organizadas.</w:t>
+            </w:r>
           </w:p>
         </w:tc>
         <w:tc>
@@ -3594,6 +3554,12 @@
               <w:pStyle w:val="style0"/>
               <w:rPr/>
             </w:pPr>
+            <w:r>
+              <w:rPr>
+                <w:lang w:val="en-US"/>
+              </w:rPr>
+              <w:t>Organicé los archivos y carpetas autorizados por el encargado, utilizando nombres descriptivos y una estructura ordenada, sin modificar documentos confidenciales ni eliminar información institucional.</w:t>
+            </w:r>
           </w:p>
         </w:tc>
         <w:tc>
@@ -3610,6 +3576,12 @@
               <w:pStyle w:val="style0"/>
               <w:rPr/>
             </w:pPr>
+            <w:r>
+              <w:rPr>
+                <w:lang w:val="en-US"/>
+              </w:rPr>
+              <w:t>Se facilitó la localización de los documentos y se mejoró la organización de los archivos digitales.</w:t>
+            </w:r>
           </w:p>
         </w:tc>
       </w:tr>
@@ -3632,6 +3604,12 @@
               <w:pStyle w:val="style0"/>
               <w:rPr/>
             </w:pPr>
+            <w:r>
+              <w:rPr>
+                <w:lang w:val="en-US"/>
+              </w:rPr>
+              <w:t>Algunos equipos acumulaban polvo en su superficie.</w:t>
+            </w:r>
           </w:p>
         </w:tc>
         <w:tc>
@@ -3649,6 +3627,12 @@
               <w:pStyle w:val="style0"/>
               <w:rPr/>
             </w:pPr>
+            <w:r>
+              <w:rPr>
+                <w:lang w:val="en-US"/>
+              </w:rPr>
+              <w:t>Realicé limpieza externa con materiales adecuados, siguiendo las indicaciones de seguridad.</w:t>
+            </w:r>
           </w:p>
         </w:tc>
         <w:tc>
@@ -3665,6 +3649,12 @@
               <w:pStyle w:val="style0"/>
               <w:rPr/>
             </w:pPr>
+            <w:r>
+              <w:rPr>
+                <w:lang w:val="en-US"/>
+              </w:rPr>
+              <w:t>Los equipos quedaron más limpios y se contribuyó a mantener ordenado el espacio.</w:t>
+            </w:r>
           </w:p>
         </w:tc>
       </w:tr>
@@ -3687,6 +3677,12 @@
               <w:pStyle w:val="style0"/>
               <w:rPr/>
             </w:pPr>
+            <w:r>
+              <w:rPr>
+                <w:lang w:val="en-US"/>
+              </w:rPr>
+              <w:t>Algunos accesorios y materiales necesitaban estar mejor organizados.</w:t>
+            </w:r>
           </w:p>
         </w:tc>
         <w:tc>
@@ -3704,6 +3700,12 @@
               <w:pStyle w:val="style0"/>
               <w:rPr/>
             </w:pPr>
+            <w:r>
+              <w:rPr>
+                <w:lang w:val="en-US"/>
+              </w:rPr>
+              <w:t>Colaboré en ordenar los materiales y colocar cada accesorio en el lugar correspondiente.</w:t>
+            </w:r>
           </w:p>
         </w:tc>
         <w:tc>
@@ -3720,6 +3722,12 @@
               <w:pStyle w:val="style0"/>
               <w:rPr/>
             </w:pPr>
+            <w:r>
+              <w:rPr>
+                <w:lang w:val="en-US"/>
+              </w:rPr>
+              <w:t>Se facilitó la localización de los materiales y se mejoró la organización del área.</w:t>
+            </w:r>
           </w:p>
         </w:tc>
       </w:tr>
@@ -3845,178 +3853,10 @@
             </w:pPr>
             <w:r>
               <w:rPr>
-                <w:color w:val="ee0000"/>
-                <w:szCs w:val="22"/>
-              </w:rPr>
-              <w:t xml:space="preserve">(por ejemplo: el trabajo en el </w:t>
-            </w:r>
-            <w:r>
-              <w:rPr>
-                <w:color w:val="ee0000"/>
-                <w:szCs w:val="22"/>
-              </w:rPr>
-              <w:t>…</w:t>
-            </w:r>
-            <w:r>
-              <w:rPr>
-                <w:color w:val="ee0000"/>
-                <w:szCs w:val="22"/>
-              </w:rPr>
-              <w:t xml:space="preserve"> de sistemas </w:t>
-            </w:r>
-            <w:r>
-              <w:rPr>
-                <w:color w:val="ee0000"/>
-                <w:szCs w:val="22"/>
-              </w:rPr>
-              <w:t>…</w:t>
-            </w:r>
-            <w:r>
-              <w:rPr>
-                <w:color w:val="ee0000"/>
-                <w:szCs w:val="22"/>
-              </w:rPr>
-              <w:t xml:space="preserve"> mucho más que </w:t>
-            </w:r>
-            <w:r>
-              <w:rPr>
-                <w:color w:val="ee0000"/>
-                <w:szCs w:val="22"/>
-              </w:rPr>
-              <w:t>…</w:t>
-            </w:r>
-            <w:r>
-              <w:rPr>
-                <w:color w:val="ee0000"/>
-                <w:szCs w:val="22"/>
-              </w:rPr>
-              <w:t xml:space="preserve">que funcione bien el servicio de </w:t>
-            </w:r>
-            <w:r>
-              <w:rPr>
-                <w:color w:val="ee0000"/>
-                <w:szCs w:val="22"/>
-              </w:rPr>
-              <w:t>…</w:t>
-            </w:r>
-            <w:r>
-              <w:rPr>
-                <w:color w:val="ee0000"/>
-                <w:szCs w:val="22"/>
-              </w:rPr>
-              <w:t xml:space="preserve">, incluso debe </w:t>
-            </w:r>
-            <w:r>
-              <w:rPr>
-                <w:color w:val="ee0000"/>
-                <w:szCs w:val="22"/>
-              </w:rPr>
-              <w:t>…</w:t>
-            </w:r>
-            <w:r>
-              <w:rPr>
-                <w:color w:val="ee0000"/>
-                <w:szCs w:val="22"/>
-              </w:rPr>
-              <w:t xml:space="preserve"> en </w:t>
-            </w:r>
-            <w:r>
-              <w:rPr>
-                <w:color w:val="ee0000"/>
-                <w:szCs w:val="22"/>
-              </w:rPr>
-              <w:t>…</w:t>
-            </w:r>
-            <w:r>
-              <w:rPr>
-                <w:color w:val="ee0000"/>
-                <w:szCs w:val="22"/>
-              </w:rPr>
-              <w:t xml:space="preserve"> aspectos como la </w:t>
-            </w:r>
-            <w:r>
-              <w:rPr>
-                <w:color w:val="ee0000"/>
-                <w:szCs w:val="22"/>
-              </w:rPr>
-              <w:t>…</w:t>
-            </w:r>
-            <w:r>
-              <w:rPr>
-                <w:color w:val="ee0000"/>
-                <w:szCs w:val="22"/>
-              </w:rPr>
-              <w:t xml:space="preserve"> general del </w:t>
-            </w:r>
-            <w:r>
-              <w:rPr>
-                <w:color w:val="ee0000"/>
-                <w:szCs w:val="22"/>
-              </w:rPr>
-              <w:t>…</w:t>
-            </w:r>
-            <w:r>
-              <w:rPr>
-                <w:color w:val="ee0000"/>
-                <w:szCs w:val="22"/>
-              </w:rPr>
-              <w:t xml:space="preserve">, cuidando que las </w:t>
-            </w:r>
-            <w:r>
-              <w:rPr>
-                <w:color w:val="ee0000"/>
-                <w:szCs w:val="22"/>
-              </w:rPr>
-              <w:t>…</w:t>
-            </w:r>
-            <w:r>
-              <w:rPr>
-                <w:color w:val="ee0000"/>
-                <w:szCs w:val="22"/>
-              </w:rPr>
-              <w:t xml:space="preserve"> de </w:t>
-            </w:r>
-            <w:r>
-              <w:rPr>
-                <w:color w:val="ee0000"/>
-                <w:szCs w:val="22"/>
-              </w:rPr>
-              <w:t>…</w:t>
-            </w:r>
-            <w:r>
-              <w:rPr>
-                <w:color w:val="ee0000"/>
-                <w:szCs w:val="22"/>
-              </w:rPr>
-              <w:t xml:space="preserve"> muestren </w:t>
-            </w:r>
-            <w:r>
-              <w:rPr>
-                <w:color w:val="ee0000"/>
-                <w:szCs w:val="22"/>
-              </w:rPr>
-              <w:t>…</w:t>
-            </w:r>
-            <w:r>
-              <w:rPr>
-                <w:color w:val="ee0000"/>
-                <w:szCs w:val="22"/>
-              </w:rPr>
-              <w:t xml:space="preserve"> actualizada, legible y de </w:t>
-            </w:r>
-            <w:r>
-              <w:rPr>
-                <w:color w:val="ee0000"/>
-                <w:szCs w:val="22"/>
-              </w:rPr>
-              <w:t>…</w:t>
-            </w:r>
-            <w:r>
-              <w:rPr>
-                <w:color w:val="ee0000"/>
-                <w:szCs w:val="22"/>
-              </w:rPr>
-              <w:t>)</w:t>
+                <w:szCs w:val="22"/>
+                <w:lang w:val="en-US"/>
+              </w:rPr>
+              <w:t>Durante la Práctica Supervisada en el área de informática del Instituto Guatemalteco de Seguridad Social (IGSS), se fortalecieron los conocimientos relacionados con el soporte técnico mediante la revisión y el mantenimiento de computadoras e impresoras, la instalación de aplicaciones y la solución de problemas técnicos. Estas actividades contribuyeron a comprender la importancia de mantener los equipos en buen estado para garantizar el funcionamiento adecuado de las labores institucionales.</w:t>
             </w:r>
           </w:p>
         </w:tc>
@@ -4044,6 +3884,13 @@
                 <w:szCs w:val="22"/>
               </w:rPr>
             </w:pPr>
+            <w:r>
+              <w:rPr>
+                <w:szCs w:val="22"/>
+                <w:lang w:val="en-US"/>
+              </w:rPr>
+              <w:t>La realización de la Práctica Supervisada me permitió poner en práctica los conocimientos adquiridos durante la formación académica y desarrollar nuevas habilidades en el área de informática. Asimismo, se aprendió a identificar y solucionar fallas técnicas, realizar mantenimiento preventivo, instalar sistemas operativos y organizar equipos y archivos digitales, fortaleciendo también la responsabilidad, la paciencia y el trabajo en equipo.</w:t>
+            </w:r>
           </w:p>
         </w:tc>
       </w:tr>
@@ -4070,6 +3917,13 @@
                 <w:szCs w:val="22"/>
               </w:rPr>
             </w:pPr>
+            <w:r>
+              <w:rPr>
+                <w:szCs w:val="22"/>
+                <w:lang w:val="en-US"/>
+              </w:rPr>
+              <w:t>Se recomienda al Instituto Guatemalteco de Seguridad Social fortalecer el mantenimiento preventivo de los equipos de cómputo e impresoras, con el propósito de prevenir fallas técnicas, mejorar su rendimiento y garantizar la continuidad de las actividades del personal y a mejorar la disponibilidad de herramientas y materiales necesarios para realizar las actividades del área de informática, así como contar con equipo adicional que facilite las tareas de mantenimiento, reparación e instalación de programas.</w:t>
+            </w:r>
           </w:p>
         </w:tc>
       </w:tr>
